--- a/注塑项目/金榕/GEA 顶配 模具计划/GEA顶棚_模具加工定制合同.docx
+++ b/注塑项目/金榕/GEA 顶配 模具计划/GEA顶棚_模具加工定制合同.docx
@@ -454,10 +454,9 @@
             <w:r>
               <w:rPr>
                 <w:rFonts w:ascii="宋体" w:hAnsi="宋体" w:eastAsia="宋体"/>
-                <w:b w:val="0"/>
                 <w:sz w:val="18"/>
               </w:rPr>
-              <w:t>2026-08-21</w:t>
+              <w:t>2026-08-08</w:t>
             </w:r>
           </w:p>
         </w:tc>
@@ -644,10 +643,9 @@
             <w:r>
               <w:rPr>
                 <w:rFonts w:ascii="宋体" w:hAnsi="宋体" w:eastAsia="宋体"/>
-                <w:b w:val="0"/>
                 <w:sz w:val="18"/>
               </w:rPr>
-              <w:t>2026-08-17</w:t>
+              <w:t>2026-08-08</w:t>
             </w:r>
           </w:p>
         </w:tc>

--- a/注塑项目/金榕/GEA 顶配 模具计划/GEA顶棚_模具加工定制合同.docx
+++ b/注塑项目/金榕/GEA 顶配 模具计划/GEA顶棚_模具加工定制合同.docx
@@ -1169,11 +1169,10 @@
       </w:pPr>
       <w:r>
         <w:rPr>
-          <w:rFonts w:ascii="SimSun" w:eastAsia="SimSun" w:hAnsi="SimSun"/>
+          <w:rFonts w:ascii="宋体" w:hAnsi="宋体" w:eastAsia="宋体"/>
           <w:sz w:val="21"/>
-          <w:lang w:eastAsia="zh-CN"/>
         </w:rPr>
-        <w:t>十八、甲方和甲方客户（江苏艾利奥斯科技有限公司）签订的本套模具的模具合同和技术协议作为本合同附件，乙方代表甲方执行合同。</w:t>
+        <w:t>十八、甲方和甲方客户签订的本套模具的模具合同和技术协议作为本合同附件，乙方代表甲方执行合同。</w:t>
       </w:r>
     </w:p>
     <w:p>

--- a/注塑项目/金榕/GEA 顶配 模具计划/GEA顶棚_模具加工定制合同.docx
+++ b/注塑项目/金榕/GEA 顶配 模具计划/GEA顶棚_模具加工定制合同.docx
@@ -493,13 +493,39 @@
           <w:p>
             <w:pPr>
               <w:jc w:val="center"/>
+              <w:rPr>
+                <w:lang w:eastAsia="zh-CN"/>
+              </w:rPr>
             </w:pPr>
             <w:r>
               <w:rPr>
                 <w:rFonts w:ascii="SimSun" w:eastAsia="SimSun" w:hAnsi="SimSun"/>
                 <w:sz w:val="18"/>
               </w:rPr>
-              <w:t>2026-08-28</w:t>
+              <w:t>2026-0</w:t>
+            </w:r>
+            <w:r>
+              <w:rPr>
+                <w:rFonts w:ascii="SimSun" w:eastAsia="SimSun" w:hAnsi="SimSun" w:hint="eastAsia"/>
+                <w:sz w:val="18"/>
+                <w:lang w:eastAsia="zh-CN"/>
+              </w:rPr>
+              <w:t>9</w:t>
+            </w:r>
+            <w:r>
+              <w:rPr>
+                <w:rFonts w:ascii="SimSun" w:eastAsia="SimSun" w:hAnsi="SimSun"/>
+                <w:sz w:val="18"/>
+              </w:rPr>
+              <w:t>-</w:t>
+            </w:r>
+            <w:r>
+              <w:rPr>
+                <w:rFonts w:ascii="SimSun" w:eastAsia="SimSun" w:hAnsi="SimSun" w:hint="eastAsia"/>
+                <w:sz w:val="18"/>
+                <w:lang w:eastAsia="zh-CN"/>
+              </w:rPr>
+              <w:t>08</w:t>
             </w:r>
           </w:p>
         </w:tc>
@@ -701,13 +727,39 @@
           <w:p>
             <w:pPr>
               <w:jc w:val="center"/>
+              <w:rPr>
+                <w:lang w:eastAsia="zh-CN"/>
+              </w:rPr>
             </w:pPr>
             <w:r>
               <w:rPr>
                 <w:rFonts w:ascii="SimSun" w:eastAsia="SimSun" w:hAnsi="SimSun"/>
                 <w:sz w:val="18"/>
               </w:rPr>
-              <w:t>2026-08-24</w:t>
+              <w:t>2026-0</w:t>
+            </w:r>
+            <w:r>
+              <w:rPr>
+                <w:rFonts w:ascii="SimSun" w:eastAsia="SimSun" w:hAnsi="SimSun" w:hint="eastAsia"/>
+                <w:sz w:val="18"/>
+                <w:lang w:eastAsia="zh-CN"/>
+              </w:rPr>
+              <w:t>9</w:t>
+            </w:r>
+            <w:r>
+              <w:rPr>
+                <w:rFonts w:ascii="SimSun" w:eastAsia="SimSun" w:hAnsi="SimSun"/>
+                <w:sz w:val="18"/>
+              </w:rPr>
+              <w:t>-</w:t>
+            </w:r>
+            <w:r>
+              <w:rPr>
+                <w:rFonts w:ascii="SimSun" w:eastAsia="SimSun" w:hAnsi="SimSun" w:hint="eastAsia"/>
+                <w:sz w:val="18"/>
+                <w:lang w:eastAsia="zh-CN"/>
+              </w:rPr>
+              <w:t>08</w:t>
             </w:r>
           </w:p>
         </w:tc>
@@ -1095,6 +1147,7 @@
           <w:lang w:eastAsia="zh-CN"/>
         </w:rPr>
       </w:pPr>
+      <w:bookmarkStart w:id="0" w:name="OLE_LINK1"/>
       <w:r>
         <w:rPr>
           <w:rFonts w:ascii="SimSun" w:eastAsia="SimSun" w:hAnsi="SimSun"/>
@@ -1119,7 +1172,23 @@
           <w:lang w:eastAsia="zh-CN"/>
         </w:rPr>
         <w:br/>
-        <w:t xml:space="preserve">　　（二）量产合格款（25%）：模具通过甲方客户量产合格验收后，乙方开具增值税专用发票，甲方于收到甲方客户相应款项后30个自然日内支付模具款25%，金额为人民币229,675元（含税）/ 203,252元（未税）。</w:t>
+        <w:t xml:space="preserve">　　（二）量产合格款（25%）：模具通过甲方客户量产合格验收后，乙方开具增值税专用发票，甲方于收到甲方客户相应款项后30个自然日内支付模具款25%，金额为人民币229,675元（含税）/ 203,25</w:t>
+      </w:r>
+      <w:r>
+        <w:rPr>
+          <w:rFonts w:ascii="SimSun" w:eastAsia="SimSun" w:hAnsi="SimSun" w:hint="eastAsia"/>
+          <w:sz w:val="21"/>
+          <w:lang w:eastAsia="zh-CN"/>
+        </w:rPr>
+        <w:t>1</w:t>
+      </w:r>
+      <w:r>
+        <w:rPr>
+          <w:rFonts w:ascii="SimSun" w:eastAsia="SimSun" w:hAnsi="SimSun"/>
+          <w:sz w:val="21"/>
+          <w:lang w:eastAsia="zh-CN"/>
+        </w:rPr>
+        <w:t>元（未税）。</w:t>
       </w:r>
       <w:r>
         <w:rPr>
@@ -1131,6 +1200,7 @@
         <w:t xml:space="preserve">　　（三）尾款分摊（25%）：剩余25%模具尾款按三年均摊，自量产合格验收之日起，每满12个月支付一次，共三次，每次金额为人民币76,558元（含税）/ 67,751元（未税）。</w:t>
       </w:r>
     </w:p>
+    <w:bookmarkEnd w:id="0"/>
     <w:p>
       <w:pPr>
         <w:rPr>
@@ -1169,10 +1239,27 @@
       </w:pPr>
       <w:r>
         <w:rPr>
-          <w:rFonts w:ascii="宋体" w:hAnsi="宋体" w:eastAsia="宋体"/>
+          <w:rFonts w:ascii="SimSun" w:eastAsia="SimSun" w:hAnsi="SimSun"/>
           <w:sz w:val="21"/>
+          <w:lang w:eastAsia="zh-CN"/>
         </w:rPr>
-        <w:t>十八、甲方和甲方客户签订的本套模具的模具合同和技术协议作为本合同附件，乙方代表甲方执行合同。</w:t>
+        <w:t>十八、甲方和甲方客户签订</w:t>
+      </w:r>
+      <w:r>
+        <w:rPr>
+          <w:rFonts w:ascii="SimSun" w:eastAsia="SimSun" w:hAnsi="SimSun" w:hint="eastAsia"/>
+          <w:sz w:val="21"/>
+          <w:lang w:eastAsia="zh-CN"/>
+        </w:rPr>
+        <w:t>（上海金榕汽车零部件股份有限公司）</w:t>
+      </w:r>
+      <w:r>
+        <w:rPr>
+          <w:rFonts w:ascii="SimSun" w:eastAsia="SimSun" w:hAnsi="SimSun"/>
+          <w:sz w:val="21"/>
+          <w:lang w:eastAsia="zh-CN"/>
+        </w:rPr>
+        <w:t>的本套模具的模具合同和技术协议作为本合同附件，乙方代表甲方执行合同。</w:t>
       </w:r>
     </w:p>
     <w:p>

--- a/注塑项目/金榕/GEA 顶配 模具计划/GEA顶棚_模具加工定制合同.docx
+++ b/注塑项目/金榕/GEA 顶配 模具计划/GEA顶棚_模具加工定制合同.docx
@@ -46,7 +46,7 @@
           <w:sz w:val="21"/>
           <w:lang w:eastAsia="zh-CN"/>
         </w:rPr>
-        <w:t>乙方：_______________</w:t>
+        <w:t>乙方：杭州景创模塑科技有限公司</w:t>
       </w:r>
     </w:p>
     <w:p>
@@ -1373,7 +1373,7 @@
                 <w:rFonts w:ascii="SimSun" w:eastAsia="SimSun" w:hAnsi="SimSun"/>
                 <w:sz w:val="21"/>
               </w:rPr>
-              <w:t>乙方</w:t>
+              <w:t>乙方：杭州景创模塑科技有限公司</w:t>
             </w:r>
             <w:proofErr w:type="spellEnd"/>
             <w:r>
@@ -1381,7 +1381,6 @@
                 <w:rFonts w:ascii="SimSun" w:eastAsia="SimSun" w:hAnsi="SimSun"/>
                 <w:sz w:val="21"/>
               </w:rPr>
-              <w:t>：_______________</w:t>
             </w:r>
           </w:p>
         </w:tc>
@@ -1465,7 +1464,7 @@
                 <w:rFonts w:ascii="SimSun" w:eastAsia="SimSun" w:hAnsi="SimSun"/>
                 <w:sz w:val="21"/>
               </w:rPr>
-              <w:t>经办人：_______________</w:t>
+              <w:t>经办人：____胡孝程____</w:t>
             </w:r>
           </w:p>
         </w:tc>
@@ -1519,7 +1518,7 @@
                 <w:rFonts w:ascii="SimSun" w:eastAsia="SimSun" w:hAnsi="SimSun"/>
                 <w:sz w:val="21"/>
               </w:rPr>
-              <w:t>负责人：_______________</w:t>
+              <w:t>负责人：____胡孝程____</w:t>
             </w:r>
           </w:p>
         </w:tc>
@@ -1602,7 +1601,7 @@
                 <w:rFonts w:ascii="SimSun" w:eastAsia="SimSun" w:hAnsi="SimSun"/>
                 <w:sz w:val="21"/>
               </w:rPr>
-              <w:t>日期：_____年_____月_____日</w:t>
+              <w:t>日期：_2026_年__07_月_01_日</w:t>
             </w:r>
           </w:p>
         </w:tc>
